--- a/res/synthetic_fascicoli/fascicoli/fascicolo_sintetico_019/sentenza.docx
+++ b/res/synthetic_fascicoli/fascicoli/fascicolo_sintetico_019/sentenza.docx
@@ -338,7 +338,7 @@
               <w:rStyle w:val="PlaceholderText"/>
               <w:lang w:val="en-US"/>
             </w:rPr>
-            <w:t/>
+            <w:t>919/2024</w:t>
           </w:r>
         </w:sdtContent>
       </w:sdt>
@@ -400,7 +400,7 @@
               <w:rStyle w:val="PlaceholderText"/>
               <w:lang w:val="en-US"/>
             </w:rPr>
-            <w:t>Davide Lombardi-Silva</w:t>
+            <w:t>Camila Maria Santos-Cardoso</w:t>
           </w:r>
         </w:sdtContent>
       </w:sdt>
@@ -444,7 +444,7 @@
               <w:rStyle w:val="PlaceholderText"/>
               <w:lang w:val="en-US"/>
             </w:rPr>
-            <w:t>Matteo Gallo, Sara Marini</w:t>
+            <w:t>Pedro Pereira</w:t>
           </w:r>
         </w:sdtContent>
       </w:sdt>
@@ -805,7 +805,7 @@
             <w:rPr>
               <w:rStyle w:val="PlaceholderText"/>
             </w:rPr>
-            <w:t/>
+            <w:t>24-11-2025</w:t>
           </w:r>
         </w:sdtContent>
       </w:sdt>
@@ -950,7 +950,7 @@
             <w:rPr>
               <w:rStyle w:val="PlaceholderText"/>
             </w:rPr>
-            <w:t/>
+            <w:t>NO</w:t>
           </w:r>
         </w:sdtContent>
       </w:sdt>
@@ -1034,7 +1034,7 @@
             <w:rPr>
               <w:rStyle w:val="PlaceholderText"/>
             </w:rPr>
-            <w:t>Matteo Maria Gallo</w:t>
+            <w:t>Carlos Miguel Pereira</w:t>
           </w:r>
         </w:sdtContent>
       </w:sdt>
@@ -1092,7 +1092,7 @@
               <w:rStyle w:val="PlaceholderText"/>
               <w:lang w:val="en-US"/>
             </w:rPr>
-            <w:t>Brescia</w:t>
+            <w:t>Bergamo</w:t>
           </w:r>
         </w:sdtContent>
       </w:sdt>
@@ -1149,7 +1149,7 @@
               <w:rStyle w:val="PlaceholderText"/>
               <w:lang w:val="en-US"/>
             </w:rPr>
-            <w:t>18-05-1949</w:t>
+            <w:t>12-08-1844</w:t>
           </w:r>
         </w:sdtContent>
       </w:sdt>
@@ -1368,7 +1368,7 @@
               <w:rStyle w:val="PlaceholderText"/>
               <w:lang w:val="en-US"/>
             </w:rPr>
-            <w:t>Linea di discendenza allegata: Matteo Maria Gallo -&gt; Davide Lombardi</w:t>
+            <w:t>Linea di discendenza allegata: Carlos Miguel Pereira -&gt; Beatriz Luz Cardoso Pereira -&gt; Camila Maria Santos-Cardoso</w:t>
           </w:r>
         </w:sdtContent>
       </w:sdt>
@@ -3247,7 +3247,7 @@
               <w:rStyle w:val="PlaceholderText"/>
               <w:lang w:val="en-US"/>
             </w:rPr>
-            <w:t>Davide Lombardi-Silva, nato/a a Salvador il 23-08-1977</w:t>
+            <w:t>Camila Maria Santos-Cardoso, nato/a a Belo Horizonte il 15-07-1953</w:t>
           </w:r>
         </w:p>
       </w:sdtContent>
@@ -3294,7 +3294,7 @@
             <w:rPr>
               <w:rStyle w:val="PlaceholderText"/>
             </w:rPr>
-            <w:t>è cittadino italiano</w:t>
+            <w:t>è cittadina italiana</w:t>
           </w:r>
         </w:sdtContent>
       </w:sdt>
